--- a/09 - Autovacuum/warsztat_postgresql_indeksy_vacuum_maintenance.docx
+++ b/09 - Autovacuum/warsztat_postgresql_indeksy_vacuum_maintenance.docx
@@ -42,17 +42,23 @@
         <w:t>Indeksy, VACUUM i utrzymanie tabel</w:t>
       </w:r>
     </w:p>
-    <w:p/>
     <w:p>
       <w:pPr>
-        <w:pStyle w:val="Nagwek1"/>
-      </w:pPr>
-      <w:r>
-        <w:t>1. Przygotowanie środowiska</w:t>
-      </w:r>
+        <w:rPr>
+          <w:lang w:val="pl-PL"/>
+        </w:rPr>
+      </w:pPr>
     </w:p>
     <w:p>
       <w:pPr>
+        <w:pStyle w:val="Nagwek1"/>
+      </w:pPr>
+      <w:r>
+        <w:t>1. Przygotowanie środowiska</w:t>
+      </w:r>
+    </w:p>
+    <w:p>
+      <w:pPr>
         <w:shd w:val="clear" w:color="auto" w:fill="F2F2F2"/>
         <w:spacing w:before="60" w:after="120"/>
       </w:pPr>
@@ -183,13 +189,23 @@
           <w:sz w:val="16"/>
         </w:rPr>
         <w:br/>
-      </w:r>
-      <w:r>
-        <w:rPr>
-          <w:rFonts w:ascii="Consolas" w:eastAsia="Consolas" w:hAnsi="Consolas"/>
-          <w:sz w:val="16"/>
-        </w:rPr>
-        <w:t xml:space="preserve">    id           bigint      NOT NULL,</w:t>
+        <w:t xml:space="preserve">    id           </w:t>
+      </w:r>
+      <w:proofErr w:type="spellStart"/>
+      <w:r>
+        <w:rPr>
+          <w:rFonts w:ascii="Consolas" w:eastAsia="Consolas" w:hAnsi="Consolas"/>
+          <w:sz w:val="16"/>
+        </w:rPr>
+        <w:t>bigint</w:t>
+      </w:r>
+      <w:proofErr w:type="spellEnd"/>
+      <w:r>
+        <w:rPr>
+          <w:rFonts w:ascii="Consolas" w:eastAsia="Consolas" w:hAnsi="Consolas"/>
+          <w:sz w:val="16"/>
+        </w:rPr>
+        <w:t xml:space="preserve">      NOT NULL,</w:t>
       </w:r>
       <w:r>
         <w:rPr>
@@ -329,7 +345,55 @@
           <w:rFonts w:ascii="Consolas" w:eastAsia="Consolas" w:hAnsi="Consolas"/>
           <w:sz w:val="16"/>
         </w:rPr>
-        <w:t xml:space="preserve"> (id, customer_id, status, created_at, amount_cents, payload)</w:t>
+        <w:t xml:space="preserve"> (id, </w:t>
+      </w:r>
+      <w:proofErr w:type="spellStart"/>
+      <w:r>
+        <w:rPr>
+          <w:rFonts w:ascii="Consolas" w:eastAsia="Consolas" w:hAnsi="Consolas"/>
+          <w:sz w:val="16"/>
+        </w:rPr>
+        <w:t>customer_id</w:t>
+      </w:r>
+      <w:proofErr w:type="spellEnd"/>
+      <w:r>
+        <w:rPr>
+          <w:rFonts w:ascii="Consolas" w:eastAsia="Consolas" w:hAnsi="Consolas"/>
+          <w:sz w:val="16"/>
+        </w:rPr>
+        <w:t xml:space="preserve">, status, </w:t>
+      </w:r>
+      <w:proofErr w:type="spellStart"/>
+      <w:r>
+        <w:rPr>
+          <w:rFonts w:ascii="Consolas" w:eastAsia="Consolas" w:hAnsi="Consolas"/>
+          <w:sz w:val="16"/>
+        </w:rPr>
+        <w:t>created_at</w:t>
+      </w:r>
+      <w:proofErr w:type="spellEnd"/>
+      <w:r>
+        <w:rPr>
+          <w:rFonts w:ascii="Consolas" w:eastAsia="Consolas" w:hAnsi="Consolas"/>
+          <w:sz w:val="16"/>
+        </w:rPr>
+        <w:t xml:space="preserve">, </w:t>
+      </w:r>
+      <w:proofErr w:type="spellStart"/>
+      <w:r>
+        <w:rPr>
+          <w:rFonts w:ascii="Consolas" w:eastAsia="Consolas" w:hAnsi="Consolas"/>
+          <w:sz w:val="16"/>
+        </w:rPr>
+        <w:t>amount_cents</w:t>
+      </w:r>
+      <w:proofErr w:type="spellEnd"/>
+      <w:r>
+        <w:rPr>
+          <w:rFonts w:ascii="Consolas" w:eastAsia="Consolas" w:hAnsi="Consolas"/>
+          <w:sz w:val="16"/>
+        </w:rPr>
+        <w:t>, payload)</w:t>
       </w:r>
       <w:r>
         <w:rPr>
@@ -353,7 +417,32 @@
           <w:sz w:val="16"/>
         </w:rPr>
         <w:br/>
-        <w:t xml:space="preserve">    ((g * 7919) % 50000 + 1)::integer,</w:t>
+        <w:t xml:space="preserve">    ((g</w:t>
+      </w:r>
+      <w:r>
+        <w:rPr>
+          <w:rFonts w:ascii="Consolas" w:eastAsia="Consolas" w:hAnsi="Consolas"/>
+          <w:b/>
+          <w:bCs/>
+          <w:sz w:val="16"/>
+        </w:rPr>
+        <w:t>::</w:t>
+      </w:r>
+      <w:proofErr w:type="spellStart"/>
+      <w:r>
+        <w:rPr>
+          <w:rFonts w:ascii="Consolas" w:eastAsia="Consolas" w:hAnsi="Consolas"/>
+          <w:sz w:val="16"/>
+        </w:rPr>
+        <w:t>bigint</w:t>
+      </w:r>
+      <w:proofErr w:type="spellEnd"/>
+      <w:r>
+        <w:rPr>
+          <w:rFonts w:ascii="Consolas" w:eastAsia="Consolas" w:hAnsi="Consolas"/>
+          <w:sz w:val="16"/>
+        </w:rPr>
+        <w:t xml:space="preserve"> * 7919) % 50000 + 1)::integer,</w:t>
       </w:r>
       <w:r>
         <w:rPr>
@@ -569,7 +658,71 @@
           <w:sz w:val="16"/>
         </w:rPr>
         <w:br/>
-        <w:t xml:space="preserve">    pg_size_pretty(pg_indexes_size('lab.orders'::regclass)) AS indexes_size,</w:t>
+        <w:t xml:space="preserve">    </w:t>
+      </w:r>
+      <w:proofErr w:type="spellStart"/>
+      <w:r>
+        <w:rPr>
+          <w:rFonts w:ascii="Consolas" w:eastAsia="Consolas" w:hAnsi="Consolas"/>
+          <w:sz w:val="16"/>
+        </w:rPr>
+        <w:t>pg_size_pretty</w:t>
+      </w:r>
+      <w:proofErr w:type="spellEnd"/>
+      <w:r>
+        <w:rPr>
+          <w:rFonts w:ascii="Consolas" w:eastAsia="Consolas" w:hAnsi="Consolas"/>
+          <w:sz w:val="16"/>
+        </w:rPr>
+        <w:t>(</w:t>
+      </w:r>
+      <w:proofErr w:type="spellStart"/>
+      <w:r>
+        <w:rPr>
+          <w:rFonts w:ascii="Consolas" w:eastAsia="Consolas" w:hAnsi="Consolas"/>
+          <w:sz w:val="16"/>
+        </w:rPr>
+        <w:t>pg_indexes_size</w:t>
+      </w:r>
+      <w:proofErr w:type="spellEnd"/>
+      <w:r>
+        <w:rPr>
+          <w:rFonts w:ascii="Consolas" w:eastAsia="Consolas" w:hAnsi="Consolas"/>
+          <w:sz w:val="16"/>
+        </w:rPr>
+        <w:t>('</w:t>
+      </w:r>
+      <w:proofErr w:type="spellStart"/>
+      <w:r>
+        <w:rPr>
+          <w:rFonts w:ascii="Consolas" w:eastAsia="Consolas" w:hAnsi="Consolas"/>
+          <w:sz w:val="16"/>
+        </w:rPr>
+        <w:t>lab.orders</w:t>
+      </w:r>
+      <w:proofErr w:type="spellEnd"/>
+      <w:r>
+        <w:rPr>
+          <w:rFonts w:ascii="Consolas" w:eastAsia="Consolas" w:hAnsi="Consolas"/>
+          <w:sz w:val="16"/>
+        </w:rPr>
+        <w:t>'::</w:t>
+      </w:r>
+      <w:proofErr w:type="spellStart"/>
+      <w:r>
+        <w:rPr>
+          <w:rFonts w:ascii="Consolas" w:eastAsia="Consolas" w:hAnsi="Consolas"/>
+          <w:sz w:val="16"/>
+        </w:rPr>
+        <w:t>regclass</w:t>
+      </w:r>
+      <w:proofErr w:type="spellEnd"/>
+      <w:r>
+        <w:rPr>
+          <w:rFonts w:ascii="Consolas" w:eastAsia="Consolas" w:hAnsi="Consolas"/>
+          <w:sz w:val="16"/>
+        </w:rPr>
+        <w:t>)) AS indexes_size,</w:t>
       </w:r>
       <w:r>
         <w:rPr>
@@ -1202,12 +1355,6 @@
           <w:sz w:val="16"/>
         </w:rPr>
         <w:br/>
-      </w:r>
-      <w:r>
-        <w:rPr>
-          <w:rFonts w:ascii="Consolas" w:eastAsia="Consolas" w:hAnsi="Consolas"/>
-          <w:sz w:val="16"/>
-        </w:rPr>
         <w:t>WHERE customer_id = 4242;</w:t>
       </w:r>
       <w:r>
@@ -1427,12 +1574,6 @@
           <w:sz w:val="16"/>
         </w:rPr>
         <w:br/>
-      </w:r>
-      <w:r>
-        <w:rPr>
-          <w:rFonts w:ascii="Consolas" w:eastAsia="Consolas" w:hAnsi="Consolas"/>
-          <w:sz w:val="16"/>
-        </w:rPr>
         <w:t>FROM lab.orders</w:t>
       </w:r>
       <w:r>
@@ -1590,12 +1731,6 @@
           <w:sz w:val="16"/>
         </w:rPr>
         <w:br/>
-      </w:r>
-      <w:r>
-        <w:rPr>
-          <w:rFonts w:ascii="Consolas" w:eastAsia="Consolas" w:hAnsi="Consolas"/>
-          <w:sz w:val="16"/>
-        </w:rPr>
         <w:t>DROP INDEX lab.idx_orders_status;</w:t>
       </w:r>
     </w:p>
@@ -1715,12 +1850,6 @@
           <w:sz w:val="16"/>
         </w:rPr>
         <w:br/>
-      </w:r>
-      <w:r>
-        <w:rPr>
-          <w:rFonts w:ascii="Consolas" w:eastAsia="Consolas" w:hAnsi="Consolas"/>
-          <w:sz w:val="16"/>
-        </w:rPr>
         <w:t xml:space="preserve">    ON lab.orders (customer_id, created_at DESC);</w:t>
       </w:r>
       <w:r>
@@ -2045,12 +2174,6 @@
           <w:sz w:val="16"/>
         </w:rPr>
         <w:br/>
-      </w:r>
-      <w:r>
-        <w:rPr>
-          <w:rFonts w:ascii="Consolas" w:eastAsia="Consolas" w:hAnsi="Consolas"/>
-          <w:sz w:val="16"/>
-        </w:rPr>
         <w:t>WHERE id % 5 IN (0, 1);</w:t>
       </w:r>
       <w:r>
@@ -4246,7 +4369,6 @@
   <w:style w:type="character" w:default="1" w:styleId="Domylnaczcionkaakapitu">
     <w:name w:val="Default Paragraph Font"/>
     <w:uiPriority w:val="1"/>
-    <w:semiHidden/>
     <w:unhideWhenUsed/>
   </w:style>
   <w:style w:type="table" w:default="1" w:styleId="Standardowy">
